--- a/docs/logbook.docx
+++ b/docs/logbook.docx
@@ -173,6 +173,7 @@
         <w:br w:type="column"/>
       </w:r>
       <w:bookmarkStart w:id="2" w:name="OLE_LINK23"/>
+      <w:bookmarkStart w:id="3" w:name="OLE_LINK31"/>
       <w:r>
         <w:rPr>
           <w:sz w:val="32"/>
@@ -972,7 +973,7 @@
       <w:pPr>
         <w:pStyle w:val="Subtitle"/>
       </w:pPr>
-      <w:bookmarkStart w:id="3" w:name="OLE_LINK1"/>
+      <w:bookmarkStart w:id="4" w:name="OLE_LINK1"/>
       <w:bookmarkEnd w:id="2"/>
     </w:p>
     <w:p>
@@ -986,6 +987,7 @@
       <w:r>
         <w:br w:type="column"/>
       </w:r>
+      <w:bookmarkStart w:id="5" w:name="OLE_LINK24"/>
       <w:r>
         <w:rPr>
           <w:sz w:val="32"/>
@@ -1009,7 +1011,7 @@
         <w:t>/10/25</w:t>
       </w:r>
     </w:p>
-    <w:bookmarkEnd w:id="3"/>
+    <w:bookmarkEnd w:id="4"/>
     <w:p>
       <w:r>
         <w:t xml:space="preserve">Today I </w:t>
@@ -2693,6 +2695,7 @@
         <w:t>.</w:t>
       </w:r>
     </w:p>
+    <w:bookmarkEnd w:id="5"/>
     <w:p>
       <w:pPr>
         <w:pStyle w:val="Subtitle"/>
@@ -2709,6 +2712,7 @@
       <w:r>
         <w:br w:type="column"/>
       </w:r>
+      <w:bookmarkStart w:id="6" w:name="OLE_LINK25"/>
       <w:r>
         <w:rPr>
           <w:sz w:val="32"/>
@@ -3270,7 +3274,8 @@
       <w:pPr>
         <w:pStyle w:val="Subtitle"/>
       </w:pPr>
-      <w:bookmarkStart w:id="4" w:name="OLE_LINK4"/>
+      <w:bookmarkStart w:id="7" w:name="OLE_LINK4"/>
+      <w:bookmarkEnd w:id="6"/>
     </w:p>
     <w:p>
       <w:pPr>
@@ -3279,12 +3284,13 @@
       <w:r>
         <w:br w:type="column"/>
       </w:r>
+      <w:bookmarkStart w:id="8" w:name="OLE_LINK26"/>
       <w:r>
         <w:lastRenderedPageBreak/>
         <w:t>29/10/25</w:t>
       </w:r>
     </w:p>
-    <w:bookmarkEnd w:id="4"/>
+    <w:bookmarkEnd w:id="7"/>
     <w:p>
       <w:r>
         <w:t xml:space="preserve">Today I began work on the </w:t>
@@ -4932,7 +4938,7 @@
         </w:rPr>
         <w:t>(</w:t>
       </w:r>
-      <w:bookmarkStart w:id="5" w:name="OLE_LINK3"/>
+      <w:bookmarkStart w:id="9" w:name="OLE_LINK3"/>
       <w:proofErr w:type="gramEnd"/>
       <w:r>
         <w:rPr>
@@ -4945,7 +4951,7 @@
         </w:rPr>
         <w:t>MULTICAST</w:t>
       </w:r>
-      <w:bookmarkEnd w:id="5"/>
+      <w:bookmarkEnd w:id="9"/>
       <w:r>
         <w:rPr>
           <w:rFonts w:ascii="Menlo" w:eastAsia="Times New Roman" w:hAnsi="Menlo" w:cs="Menlo"/>
@@ -5799,7 +5805,8 @@
       <w:pPr>
         <w:pStyle w:val="Subtitle"/>
       </w:pPr>
-      <w:bookmarkStart w:id="6" w:name="OLE_LINK5"/>
+      <w:bookmarkStart w:id="10" w:name="OLE_LINK5"/>
+      <w:bookmarkEnd w:id="8"/>
     </w:p>
     <w:p>
       <w:pPr>
@@ -5812,6 +5819,7 @@
       <w:r>
         <w:br w:type="column"/>
       </w:r>
+      <w:bookmarkStart w:id="11" w:name="OLE_LINK27"/>
       <w:r>
         <w:rPr>
           <w:sz w:val="32"/>
@@ -5821,7 +5829,7 @@
         <w:t>01/11/25</w:t>
       </w:r>
     </w:p>
-    <w:bookmarkEnd w:id="6"/>
+    <w:bookmarkEnd w:id="10"/>
     <w:p>
       <w:r>
         <w:t xml:space="preserve">The focus of today was parsing the messages received in </w:t>
@@ -7823,10 +7831,13 @@
           <w:szCs w:val="32"/>
         </w:rPr>
       </w:pPr>
-      <w:bookmarkStart w:id="7" w:name="OLE_LINK8"/>
+      <w:bookmarkStart w:id="12" w:name="OLE_LINK8"/>
+      <w:bookmarkEnd w:id="3"/>
+      <w:bookmarkEnd w:id="11"/>
       <w:r>
         <w:br w:type="column"/>
       </w:r>
+      <w:bookmarkStart w:id="13" w:name="OLE_LINK28"/>
       <w:r>
         <w:rPr>
           <w:sz w:val="32"/>
@@ -7836,7 +7847,7 @@
         <w:t>04/11/25</w:t>
       </w:r>
     </w:p>
-    <w:bookmarkEnd w:id="7"/>
+    <w:bookmarkEnd w:id="12"/>
     <w:p>
       <w:r>
         <w:t xml:space="preserve">Now that general parsing of the ITCH feed is working, I decided to begin on a few items on the optimization list, beginning with </w:t>
@@ -8236,7 +8247,7 @@
       </w:r>
     </w:p>
     <w:p>
-      <w:bookmarkStart w:id="8" w:name="OLE_LINK6"/>
+      <w:bookmarkStart w:id="14" w:name="OLE_LINK6"/>
       <w:r>
         <w:t xml:space="preserve">I created a small program to measure this, creating a dummy socket and then timing how long it would take to run 100,000 iterations of a </w:t>
       </w:r>
@@ -8591,7 +8602,7 @@
         </w:tc>
       </w:tr>
     </w:tbl>
-    <w:bookmarkEnd w:id="8"/>
+    <w:bookmarkEnd w:id="14"/>
     <w:p>
       <w:pPr>
         <w:jc w:val="center"/>
@@ -13518,7 +13529,8 @@
       <w:pPr>
         <w:pStyle w:val="Subtitle"/>
       </w:pPr>
-      <w:bookmarkStart w:id="9" w:name="OLE_LINK13"/>
+      <w:bookmarkStart w:id="15" w:name="OLE_LINK13"/>
+      <w:bookmarkEnd w:id="13"/>
     </w:p>
     <w:p>
       <w:pPr>
@@ -13531,6 +13543,7 @@
       <w:r>
         <w:br w:type="column"/>
       </w:r>
+      <w:bookmarkStart w:id="16" w:name="OLE_LINK29"/>
       <w:r>
         <w:rPr>
           <w:sz w:val="32"/>
@@ -13540,7 +13553,7 @@
         <w:t>07/11/25</w:t>
       </w:r>
     </w:p>
-    <w:bookmarkEnd w:id="9"/>
+    <w:bookmarkEnd w:id="15"/>
     <w:p>
       <w:proofErr w:type="spellStart"/>
       <w:r>
@@ -14539,6 +14552,7 @@
         <w:t xml:space="preserve">This now gives me a good baseline to optimize on, I expect this number to increase considerably once I implement concurrency. I plan to have a one network thread that handles I/O and publishes the data to a thread safe queue, while having multiple parsing threads that handle processing of the packets from that queue. Benchmarking for this will be done after completing multithreading implementation. </w:t>
       </w:r>
     </w:p>
+    <w:bookmarkEnd w:id="16"/>
     <w:p>
       <w:pPr>
         <w:pStyle w:val="Subtitle"/>
@@ -14555,6 +14569,7 @@
       <w:r>
         <w:br w:type="column"/>
       </w:r>
+      <w:bookmarkStart w:id="17" w:name="OLE_LINK30"/>
       <w:r>
         <w:rPr>
           <w:sz w:val="32"/>
@@ -15427,7 +15442,7 @@
       <w:r>
         <w:t xml:space="preserve"> &lt;</w:t>
       </w:r>
-      <w:bookmarkStart w:id="10" w:name="OLE_LINK11"/>
+      <w:bookmarkStart w:id="18" w:name="OLE_LINK11"/>
       <w:r>
         <w:t xml:space="preserve"> </w:t>
       </w:r>
@@ -15436,7 +15451,7 @@
       <w:r>
         <w:t>GlobalState</w:t>
       </w:r>
-      <w:bookmarkEnd w:id="10"/>
+      <w:bookmarkEnd w:id="18"/>
       <w:proofErr w:type="spellEnd"/>
       <w:r>
         <w:t>::</w:t>
@@ -15585,7 +15600,7 @@
       <w:r>
         <w:t xml:space="preserve">. </w:t>
       </w:r>
-      <w:bookmarkStart w:id="11" w:name="OLE_LINK12"/>
+      <w:bookmarkStart w:id="19" w:name="OLE_LINK12"/>
       <w:r>
         <w:t xml:space="preserve">If the current sequence number is less than or equal to the last sequence number received IN ORDER, then we can conclude it is a duplicate. If it is anything larger than the next expected sequence number (which should be the last in order sequence number + 1) then we can conclude that it is received out of order (we can still parse it, but in </w:t>
       </w:r>
@@ -16312,7 +16327,8 @@
       <w:pPr>
         <w:pStyle w:val="Subtitle"/>
       </w:pPr>
-      <w:bookmarkStart w:id="12" w:name="OLE_LINK20"/>
+      <w:bookmarkStart w:id="20" w:name="OLE_LINK20"/>
+      <w:bookmarkEnd w:id="17"/>
     </w:p>
     <w:p>
       <w:pPr>
@@ -16325,6 +16341,7 @@
       <w:r>
         <w:br w:type="column"/>
       </w:r>
+      <w:bookmarkStart w:id="21" w:name="OLE_LINK32"/>
       <w:r>
         <w:rPr>
           <w:sz w:val="32"/>
@@ -16341,7 +16358,7 @@
         <w:t>/11/25</w:t>
       </w:r>
     </w:p>
-    <w:bookmarkEnd w:id="12"/>
+    <w:bookmarkEnd w:id="20"/>
     <w:p>
       <w:r>
         <w:t xml:space="preserve">My first plan for today was to implement </w:t>
@@ -16435,7 +16452,7 @@
           <w:szCs w:val="18"/>
         </w:rPr>
       </w:pPr>
-      <w:bookmarkStart w:id="13" w:name="OLE_LINK14"/>
+      <w:bookmarkStart w:id="22" w:name="OLE_LINK14"/>
       <w:proofErr w:type="spellStart"/>
       <w:r>
         <w:rPr>
@@ -16455,7 +16472,7 @@
         <w:t xml:space="preserve"> route -n add -net 239.0.0.0/8 -interface en7</w:t>
       </w:r>
     </w:p>
-    <w:bookmarkEnd w:id="13"/>
+    <w:bookmarkEnd w:id="22"/>
     <w:p>
       <w:r>
         <w:t xml:space="preserve">I ran </w:t>
@@ -17031,7 +17048,7 @@
         </w:rPr>
         <w:t xml:space="preserve"> 192.168.10.2 </w:t>
       </w:r>
-      <w:bookmarkStart w:id="14" w:name="OLE_LINK15"/>
+      <w:bookmarkStart w:id="23" w:name="OLE_LINK15"/>
       <w:proofErr w:type="spellStart"/>
       <w:r>
         <w:rPr>
@@ -17050,7 +17067,7 @@
         </w:rPr>
         <w:t xml:space="preserve"> </w:t>
       </w:r>
-      <w:bookmarkEnd w:id="14"/>
+      <w:bookmarkEnd w:id="23"/>
       <w:proofErr w:type="spellStart"/>
       <w:r>
         <w:rPr>
@@ -17324,7 +17341,7 @@
         </w:rPr>
         <w:t>required, I perform the frame filtering myself.</w:t>
       </w:r>
-      <w:bookmarkEnd w:id="11"/>
+      <w:bookmarkEnd w:id="19"/>
       <w:r>
         <w:rPr>
           <w:rFonts w:cs="Menlo"/>
@@ -20846,11 +20863,11 @@
       <w:r>
         <w:t xml:space="preserve"> setup) we get a throughput of </w:t>
       </w:r>
-      <w:bookmarkStart w:id="15" w:name="OLE_LINK16"/>
+      <w:bookmarkStart w:id="24" w:name="OLE_LINK16"/>
       <w:r>
         <w:t>1350478.231041</w:t>
       </w:r>
-      <w:bookmarkEnd w:id="15"/>
+      <w:bookmarkEnd w:id="24"/>
       <w:proofErr w:type="gramStart"/>
       <w:r>
         <w:t xml:space="preserve">, </w:t>
@@ -21314,7 +21331,7 @@
                 <w:szCs w:val="18"/>
               </w:rPr>
             </w:pPr>
-            <w:bookmarkStart w:id="16" w:name="_Hlk214980864"/>
+            <w:bookmarkStart w:id="25" w:name="_Hlk214980864"/>
             <w:r>
               <w:rPr>
                 <w:sz w:val="18"/>
@@ -21473,7 +21490,7 @@
         </w:tc>
       </w:tr>
     </w:tbl>
-    <w:bookmarkEnd w:id="16"/>
+    <w:bookmarkEnd w:id="25"/>
     <w:p>
       <w:pPr>
         <w:jc w:val="center"/>
@@ -25366,11 +25383,11 @@
       <w:r>
         <w:t xml:space="preserve">With the TPACKET logic, we get a throughput of </w:t>
       </w:r>
-      <w:bookmarkStart w:id="17" w:name="OLE_LINK17"/>
+      <w:bookmarkStart w:id="26" w:name="OLE_LINK17"/>
       <w:r>
         <w:t xml:space="preserve">1514456.3329 </w:t>
       </w:r>
-      <w:bookmarkEnd w:id="17"/>
+      <w:bookmarkEnd w:id="26"/>
       <w:r>
         <w:t xml:space="preserve">messages per second, which provides a very significant </w:t>
       </w:r>
@@ -26791,6 +26808,7 @@
         <w:t xml:space="preserve">. </w:t>
       </w:r>
     </w:p>
+    <w:bookmarkEnd w:id="21"/>
     <w:p>
       <w:pPr>
         <w:rPr>
@@ -26810,6 +26828,7 @@
       <w:r>
         <w:br w:type="column"/>
       </w:r>
+      <w:bookmarkStart w:id="27" w:name="OLE_LINK33"/>
       <w:r>
         <w:rPr>
           <w:sz w:val="32"/>
@@ -27379,7 +27398,7 @@
         <w:tab/>
         <w:t xml:space="preserve">     </w:t>
       </w:r>
-      <w:bookmarkStart w:id="18" w:name="OLE_LINK21"/>
+      <w:bookmarkStart w:id="28" w:name="OLE_LINK21"/>
       <w:r>
         <w:rPr>
           <w:rFonts w:ascii="Menlo" w:eastAsia="Times New Roman" w:hAnsi="Menlo" w:cs="Menlo"/>
@@ -27392,7 +27411,7 @@
         </w:rPr>
         <w:t>uint32</w:t>
       </w:r>
-      <w:bookmarkEnd w:id="18"/>
+      <w:bookmarkEnd w:id="28"/>
       <w:r>
         <w:rPr>
           <w:rFonts w:ascii="Menlo" w:eastAsia="Times New Roman" w:hAnsi="Menlo" w:cs="Menlo"/>
@@ -33866,6 +33885,7 @@
         <w:lastRenderedPageBreak/>
         <w:t>here I needed to make optimizations to the hardware.</w:t>
       </w:r>
+      <w:bookmarkEnd w:id="27"/>
       <w:r>
         <w:br/>
       </w:r>

--- a/docs/logbook.docx
+++ b/docs/logbook.docx
@@ -644,7 +644,7 @@
           <w:noProof/>
         </w:rPr>
         <w:drawing>
-          <wp:inline distT="0" distB="0" distL="0" distR="0" wp14:anchorId="79F9D253" wp14:editId="74F76048">
+          <wp:inline distT="0" distB="0" distL="0" distR="0" wp14:anchorId="79F9D253" wp14:editId="5FE2E928">
             <wp:extent cx="4088980" cy="1921268"/>
             <wp:effectExtent l="0" t="0" r="635" b="0"/>
             <wp:docPr id="1316165841" name="Picture 3"/>
@@ -12719,7 +12719,7 @@
           <w:noProof/>
         </w:rPr>
         <w:drawing>
-          <wp:inline distT="0" distB="0" distL="0" distR="0" wp14:anchorId="4B2AC7A4" wp14:editId="0D78F90F">
+          <wp:inline distT="0" distB="0" distL="0" distR="0" wp14:anchorId="4B2AC7A4" wp14:editId="448C92A7">
             <wp:extent cx="5731510" cy="1553210"/>
             <wp:effectExtent l="0" t="0" r="0" b="0"/>
             <wp:docPr id="1438709755" name="Picture 1"/>
@@ -12866,7 +12866,7 @@
           <w:noProof/>
         </w:rPr>
         <w:drawing>
-          <wp:inline distT="0" distB="0" distL="0" distR="0" wp14:anchorId="3BEDF418" wp14:editId="6FBF003C">
+          <wp:inline distT="0" distB="0" distL="0" distR="0" wp14:anchorId="3BEDF418" wp14:editId="58801403">
             <wp:extent cx="2750400" cy="771550"/>
             <wp:effectExtent l="0" t="0" r="5715" b="3175"/>
             <wp:docPr id="738712285" name="Picture 14"/>
@@ -13705,7 +13705,7 @@
           <w:noProof/>
         </w:rPr>
         <w:drawing>
-          <wp:inline distT="0" distB="0" distL="0" distR="0" wp14:anchorId="1AA29D8B" wp14:editId="135645C3">
+          <wp:inline distT="0" distB="0" distL="0" distR="0" wp14:anchorId="1AA29D8B" wp14:editId="4ECAE355">
             <wp:extent cx="4343400" cy="1767003"/>
             <wp:effectExtent l="0" t="0" r="0" b="0"/>
             <wp:docPr id="1607785021" name="Picture 2"/>
@@ -16197,6 +16197,9 @@
         <w:jc w:val="center"/>
       </w:pPr>
       <w:r>
+        <w:rPr>
+          <w:noProof/>
+        </w:rPr>
         <w:drawing>
           <wp:inline distT="0" distB="0" distL="0" distR="0" wp14:anchorId="06FECF2A" wp14:editId="785E3CAC">
             <wp:extent cx="3835400" cy="1498600"/>
@@ -16348,14 +16351,7 @@
           <w:szCs w:val="32"/>
         </w:rPr>
         <w:lastRenderedPageBreak/>
-        <w:t>11</w:t>
-      </w:r>
-      <w:r>
-        <w:rPr>
-          <w:sz w:val="32"/>
-          <w:szCs w:val="32"/>
-        </w:rPr>
-        <w:t>/11/25</w:t>
+        <w:t>11/11/25</w:t>
       </w:r>
     </w:p>
     <w:bookmarkEnd w:id="20"/>
@@ -16729,7 +16725,7 @@
         </w:rPr>
         <w:lastRenderedPageBreak/>
         <w:drawing>
-          <wp:inline distT="0" distB="0" distL="0" distR="0" wp14:anchorId="12C59E1C" wp14:editId="68181087">
+          <wp:inline distT="0" distB="0" distL="0" distR="0" wp14:anchorId="12C59E1C" wp14:editId="476D7FC1">
             <wp:extent cx="5731510" cy="1624330"/>
             <wp:effectExtent l="0" t="0" r="0" b="1270"/>
             <wp:docPr id="1836449111" name="Picture 4"/>
@@ -16876,7 +16872,7 @@
           <w:noProof/>
         </w:rPr>
         <w:drawing>
-          <wp:inline distT="0" distB="0" distL="0" distR="0" wp14:anchorId="7A24A62B" wp14:editId="300C6F56">
+          <wp:inline distT="0" distB="0" distL="0" distR="0" wp14:anchorId="7A24A62B" wp14:editId="43F5CAAF">
             <wp:extent cx="4552545" cy="1636718"/>
             <wp:effectExtent l="0" t="0" r="0" b="1905"/>
             <wp:docPr id="674966155" name="Picture 5"/>
@@ -17816,22 +17812,8 @@
           <w:lang w:eastAsia="en-GB"/>
           <w14:ligatures w14:val="none"/>
         </w:rPr>
-        <w:t xml:space="preserve"> </w:t>
-      </w:r>
-      <w:proofErr w:type="spellStart"/>
-      <w:r>
-        <w:rPr>
-          <w:rFonts w:ascii="Menlo" w:eastAsia="Times New Roman" w:hAnsi="Menlo" w:cs="Menlo"/>
-          <w:color w:val="008000"/>
-          <w:kern w:val="0"/>
-          <w:sz w:val="18"/>
-          <w:szCs w:val="18"/>
-          <w:lang w:eastAsia="en-GB"/>
-          <w14:ligatures w14:val="none"/>
-        </w:rPr>
-        <w:t>idx</w:t>
-      </w:r>
-      <w:proofErr w:type="spellEnd"/>
+        <w:t xml:space="preserve"> idx</w:t>
+      </w:r>
     </w:p>
     <w:p>
       <w:pPr>
@@ -19254,7 +19236,33 @@
           <w:lang w:eastAsia="en-GB"/>
           <w14:ligatures w14:val="none"/>
         </w:rPr>
-        <w:t xml:space="preserve">-&gt;protocol != </w:t>
+        <w:t>-&gt;</w:t>
+      </w:r>
+      <w:proofErr w:type="gramStart"/>
+      <w:r>
+        <w:rPr>
+          <w:rFonts w:ascii="Menlo" w:eastAsia="Times New Roman" w:hAnsi="Menlo" w:cs="Menlo"/>
+          <w:color w:val="000000"/>
+          <w:kern w:val="0"/>
+          <w:sz w:val="18"/>
+          <w:szCs w:val="18"/>
+          <w:lang w:eastAsia="en-GB"/>
+          <w14:ligatures w14:val="none"/>
+        </w:rPr>
+        <w:t>protocol !</w:t>
+      </w:r>
+      <w:proofErr w:type="gramEnd"/>
+      <w:r>
+        <w:rPr>
+          <w:rFonts w:ascii="Menlo" w:eastAsia="Times New Roman" w:hAnsi="Menlo" w:cs="Menlo"/>
+          <w:color w:val="000000"/>
+          <w:kern w:val="0"/>
+          <w:sz w:val="18"/>
+          <w:szCs w:val="18"/>
+          <w:lang w:eastAsia="en-GB"/>
+          <w14:ligatures w14:val="none"/>
+        </w:rPr>
+        <w:t xml:space="preserve">= </w:t>
       </w:r>
       <w:r>
         <w:rPr>
@@ -26068,21 +26076,7 @@
           <w:szCs w:val="32"/>
         </w:rPr>
         <w:lastRenderedPageBreak/>
-        <w:t>1</w:t>
-      </w:r>
-      <w:r>
-        <w:rPr>
-          <w:sz w:val="32"/>
-          <w:szCs w:val="32"/>
-        </w:rPr>
-        <w:t>4</w:t>
-      </w:r>
-      <w:r>
-        <w:rPr>
-          <w:sz w:val="32"/>
-          <w:szCs w:val="32"/>
-        </w:rPr>
-        <w:t>/11/25</w:t>
+        <w:t>14/11/25</w:t>
       </w:r>
     </w:p>
     <w:p>
@@ -26743,15 +26737,7 @@
       </w:r>
       <w:proofErr w:type="gramEnd"/>
       <w:r>
-        <w:t xml:space="preserve">) function, which </w:t>
-      </w:r>
-      <w:proofErr w:type="spellStart"/>
-      <w:r>
-        <w:t>I</w:t>
-      </w:r>
-      <w:proofErr w:type="spellEnd"/>
-      <w:r>
-        <w:t xml:space="preserve"> use to sleep the </w:t>
+        <w:t xml:space="preserve">) function, which I use to sleep the </w:t>
       </w:r>
       <w:proofErr w:type="gramStart"/>
       <w:r>
@@ -26965,11 +26951,11 @@
       </w:r>
       <w:proofErr w:type="spellStart"/>
       <w:r>
-        <w:t>bitset i</w:t>
-      </w:r>
-      <w:proofErr w:type="spellEnd"/>
-      <w:r>
-        <w:t>s not a usable lock-free atomic type, so I need to use something el</w:t>
+        <w:t>bitset</w:t>
+      </w:r>
+      <w:proofErr w:type="spellEnd"/>
+      <w:r>
+        <w:t xml:space="preserve"> is not a usable lock-free atomic type, so I need to use something el</w:t>
       </w:r>
       <w:r>
         <w:t xml:space="preserve">se. The simple fix here is to convert the </w:t>
@@ -33760,26 +33746,56 @@
         <w:t xml:space="preserve">, by first initializing the entire buffer used to store all UDP payloads and then </w:t>
       </w:r>
       <w:r>
-        <w:t xml:space="preserve">storing pointers to slots of this buffer in the free queues. </w:t>
-      </w:r>
-      <w:r>
+        <w:t>storing pointers to slots of this buffer in the free queues</w:t>
+      </w:r>
+      <w:r>
+        <w:rPr>
+          <w:b/>
+          <w:bCs/>
+        </w:rPr>
+        <w:t xml:space="preserve">. </w:t>
+      </w:r>
+      <w:r>
+        <w:rPr>
+          <w:b/>
+          <w:bCs/>
+        </w:rPr>
         <w:t xml:space="preserve">I </w:t>
       </w:r>
       <w:proofErr w:type="spellStart"/>
       <w:r>
+        <w:rPr>
+          <w:b/>
+          <w:bCs/>
+        </w:rPr>
         <w:t>ceated</w:t>
       </w:r>
       <w:proofErr w:type="spellEnd"/>
       <w:r>
+        <w:rPr>
+          <w:b/>
+          <w:bCs/>
+        </w:rPr>
         <w:t xml:space="preserve"> a new </w:t>
       </w:r>
       <w:proofErr w:type="spellStart"/>
       <w:r>
+        <w:rPr>
+          <w:b/>
+          <w:bCs/>
+        </w:rPr>
         <w:t>BufferPool</w:t>
       </w:r>
       <w:proofErr w:type="spellEnd"/>
       <w:r>
-        <w:t xml:space="preserve"> class to handle creation of the contiguous memory for storing the buffers on the heap, the </w:t>
+        <w:rPr>
+          <w:b/>
+          <w:bCs/>
+        </w:rPr>
+        <w:t xml:space="preserve"> class to handle creation of the contiguous memory for storing the buffers on the heap</w:t>
+      </w:r>
+      <w:r>
+        <w:t xml:space="preserve">, the </w:t>
       </w:r>
       <w:proofErr w:type="spellStart"/>
       <w:r>
@@ -33800,15 +33816,30 @@
     </w:p>
     <w:p>
       <w:r>
+        <w:rPr>
+          <w:b/>
+          <w:bCs/>
+        </w:rPr>
         <w:t xml:space="preserve">I then created the parsing thread function, which takes in its own parsing queue, free queue and </w:t>
       </w:r>
       <w:proofErr w:type="spellStart"/>
       <w:r>
+        <w:rPr>
+          <w:b/>
+          <w:bCs/>
+        </w:rPr>
         <w:t>cpu</w:t>
       </w:r>
       <w:proofErr w:type="spellEnd"/>
       <w:r>
-        <w:t xml:space="preserve"> number, used to pin it to a specific core. The function simply pops a buffer from its parsing queue (populated by the network thread), runs </w:t>
+        <w:rPr>
+          <w:b/>
+          <w:bCs/>
+        </w:rPr>
+        <w:t xml:space="preserve"> number, used to pin it to a specific core</w:t>
+      </w:r>
+      <w:r>
+        <w:t xml:space="preserve">. The function simply pops a buffer from its parsing queue (populated by the network thread), runs </w:t>
       </w:r>
       <w:proofErr w:type="spellStart"/>
       <w:proofErr w:type="gramStart"/>
@@ -33867,6 +33898,10 @@
       </w:r>
       <w:proofErr w:type="spellStart"/>
       <w:r>
+        <w:rPr>
+          <w:b/>
+          <w:bCs/>
+        </w:rPr>
         <w:t>lscpu</w:t>
       </w:r>
       <w:proofErr w:type="spellEnd"/>
